--- a/00-首页/题组Word/习题书/第三篇-有机化学/8-周环反应与自由基-学生版-打印版.docx
+++ b/00-首页/题组Word/习题书/第三篇-有机化学/8-周环反应与自由基-学生版-打印版.docx
@@ -37755,7 +37755,7 @@
         <w:color w:val="000000"/>
         <w:sz w:val="18"/>
       </w:rPr>
-      <w:t>第三篇 有机化学 · 第8章 周环反应与自由基</w:t>
+      <w:t>第三篇 有机化学 · 第8章 周环反应与自由基-学生版</w:t>
     </w:r>
   </w:p>
 </w:hdr>
